--- a/docs/operations.docx
+++ b/docs/operations.docx
@@ -122,7 +122,7 @@
           <w:rFonts w:ascii="Times New Roman" w:hAnsi="Times New Roman" w:eastAsia="Batang"/>
           <w:sz w:val="22"/>
         </w:rPr>
-        <w:t xml:space="preserve"> 1.0 </w:t>
+        <w:t xml:space="preserve"> 1.2 </w:t>
       </w:r>
       <w:r>
         <w:rPr>
@@ -137,7 +137,7 @@
           <w:rFonts w:ascii="Times New Roman" w:hAnsi="Times New Roman" w:eastAsia="Batang"/>
           <w:sz w:val="22"/>
         </w:rPr>
-        <w:t xml:space="preserve"> 2026-09-10</w:t>
+        <w:t xml:space="preserve"> 2026-09-13</w:t>
       </w:r>
     </w:p>
     <w:p/>
@@ -269,6 +269,19 @@
           <w:rFonts w:ascii="Times New Roman" w:hAnsi="Times New Roman" w:eastAsia="Batang"/>
           <w:sz w:val="22"/>
         </w:rPr>
+        <w:t>5. Pre-flight validation</w:t>
+      </w:r>
+    </w:p>
+    <w:p>
+      <w:pPr>
+        <w:pStyle w:val="ListBullet"/>
+        <w:spacing w:line="384" w:lineRule="auto" w:after="120"/>
+      </w:pPr>
+      <w:r>
+        <w:rPr>
+          <w:rFonts w:ascii="Times New Roman" w:hAnsi="Times New Roman" w:eastAsia="Batang"/>
+          <w:sz w:val="22"/>
+        </w:rPr>
         <w:t>III. Sizing</w:t>
       </w:r>
     </w:p>
@@ -1115,7 +1128,7 @@
           <w:rFonts w:ascii="Times New Roman" w:hAnsi="Times New Roman" w:eastAsia="Batang"/>
           <w:sz w:val="22"/>
         </w:rPr>
-        <w:t xml:space="preserve">Two optional features exist. </w:t>
+        <w:t xml:space="preserve">Three optional features exist. </w:t>
       </w:r>
       <w:r>
         <w:rPr>
@@ -1136,42 +1149,69 @@
           <w:rFonts w:ascii="Consolas" w:hAnsi="Consolas" w:eastAsia="Consolas"/>
           <w:sz w:val="18"/>
         </w:rPr>
-        <w:t>azure</w:t>
+        <w:t>zstd</w:t>
       </w:r>
       <w:r>
         <w:rPr>
           <w:rFonts w:ascii="Times New Roman" w:hAnsi="Times New Roman" w:eastAsia="Batang"/>
           <w:sz w:val="22"/>
         </w:rPr>
-        <w:t xml:space="preserve"> adds the object-store backend needed for </w:t>
+        <w:t xml:space="preserve"> decodes a zstd-compressed dump, needing a C toolchain but not cmake; without it, a zstd dump is recognised by its magic bytes and fails the load with a precise error rather than being misread. </w:t>
       </w:r>
       <w:r>
         <w:rPr>
           <w:rFonts w:ascii="Consolas" w:hAnsi="Consolas" w:eastAsia="Consolas"/>
           <w:sz w:val="18"/>
         </w:rPr>
-        <w:t>abfss://</w:t>
+        <w:t>azure</w:t>
       </w:r>
       <w:r>
         <w:rPr>
           <w:rFonts w:ascii="Times New Roman" w:hAnsi="Times New Roman" w:eastAsia="Batang"/>
           <w:sz w:val="22"/>
         </w:rPr>
-        <w:t xml:space="preserve"> output. A </w:t>
+        <w:t xml:space="preserve"> adds the object-store backend needed for </w:t>
       </w:r>
       <w:r>
         <w:rPr>
           <w:rFonts w:ascii="Consolas" w:hAnsi="Consolas" w:eastAsia="Consolas"/>
           <w:sz w:val="18"/>
         </w:rPr>
-        <w:t>/Volumes</w:t>
+        <w:t>abfss://</w:t>
       </w:r>
       <w:r>
         <w:rPr>
           <w:rFonts w:ascii="Times New Roman" w:hAnsi="Times New Roman" w:eastAsia="Batang"/>
           <w:sz w:val="22"/>
         </w:rPr>
-        <w:t xml:space="preserve"> FUSE path needs neither.</w:t>
+        <w:t xml:space="preserve"> output. A </w:t>
+      </w:r>
+      <w:r>
+        <w:rPr>
+          <w:rFonts w:ascii="Consolas" w:hAnsi="Consolas" w:eastAsia="Consolas"/>
+          <w:sz w:val="18"/>
+        </w:rPr>
+        <w:t>/Volumes</w:t>
+      </w:r>
+      <w:r>
+        <w:rPr>
+          <w:rFonts w:ascii="Times New Roman" w:hAnsi="Times New Roman" w:eastAsia="Batang"/>
+          <w:sz w:val="22"/>
+        </w:rPr>
+        <w:t xml:space="preserve"> FUSE path needs none of the three.</w:t>
+      </w:r>
+    </w:p>
+    <w:p>
+      <w:pPr>
+        <w:spacing w:line="384" w:lineRule="auto" w:after="120"/>
+        <w:jc w:val="both"/>
+      </w:pPr>
+      <w:r>
+        <w:rPr>
+          <w:rFonts w:ascii="Times New Roman" w:hAnsi="Times New Roman" w:eastAsia="Batang"/>
+          <w:sz w:val="22"/>
+        </w:rPr>
+        <w:t>Whether switching the feed's compression from gzip to zstd is worth doing is a measured question, not a settled one: see Chapter III, Section 4.</w:t>
       </w:r>
     </w:p>
     <w:p>
@@ -1685,6 +1725,154 @@
         <w:t>, Chapter V, Section 4.</w:t>
       </w:r>
     </w:p>
+    <w:p>
+      <w:pPr>
+        <w:pStyle w:val="Heading2"/>
+      </w:pPr>
+      <w:r>
+        <w:rPr>
+          <w:rFonts w:ascii="Times New Roman" w:hAnsi="Times New Roman" w:eastAsia="Batang"/>
+          <w:b/>
+          <w:color w:val="000000"/>
+          <w:sz w:val="24"/>
+        </w:rPr>
+        <w:t>5. Pre-flight validation</w:t>
+      </w:r>
+    </w:p>
+    <w:p>
+      <w:pPr>
+        <w:spacing w:line="384" w:lineRule="auto" w:after="120"/>
+        <w:jc w:val="both"/>
+      </w:pPr>
+      <w:r>
+        <w:rPr>
+          <w:rFonts w:ascii="Consolas" w:hAnsi="Consolas" w:eastAsia="Consolas"/>
+          <w:sz w:val="18"/>
+        </w:rPr>
+        <w:t>pgdelta.validate_dump</w:t>
+      </w:r>
+      <w:r>
+        <w:rPr>
+          <w:rFonts w:ascii="Times New Roman" w:hAnsi="Times New Roman" w:eastAsia="Batang"/>
+          <w:sz w:val="22"/>
+        </w:rPr>
+        <w:t xml:space="preserve"> runs the same structural, type-fidelity and path-traversal checks </w:t>
+      </w:r>
+      <w:r>
+        <w:rPr>
+          <w:rFonts w:ascii="Consolas" w:hAnsi="Consolas" w:eastAsia="Consolas"/>
+          <w:sz w:val="18"/>
+        </w:rPr>
+        <w:t>stream_dump_to_delta</w:t>
+      </w:r>
+      <w:r>
+        <w:rPr>
+          <w:rFonts w:ascii="Times New Roman" w:hAnsi="Times New Roman" w:eastAsia="Batang"/>
+          <w:sz w:val="22"/>
+        </w:rPr>
+        <w:t xml:space="preserve"> applies, without writing anything: no Arrow, no Delta, no object store, no worker pool. It finishes in seconds to low minutes even on the full-sized daily dump, on a much smaller machine than the real load needs, because decoding alone (what this checks) was measured as the least expensive stage of the pipeline; see </w:t>
+      </w:r>
+      <w:r>
+        <w:rPr>
+          <w:rFonts w:ascii="Consolas" w:hAnsi="Consolas" w:eastAsia="Consolas"/>
+          <w:sz w:val="18"/>
+        </w:rPr>
+        <w:t>architecture.md</w:t>
+      </w:r>
+      <w:r>
+        <w:rPr>
+          <w:rFonts w:ascii="Times New Roman" w:hAnsi="Times New Roman" w:eastAsia="Batang"/>
+          <w:sz w:val="22"/>
+        </w:rPr>
+        <w:t>, Chapter III, Section 2 and Chapter IV, Section 3.</w:t>
+      </w:r>
+    </w:p>
+    <w:p>
+      <w:pPr>
+        <w:spacing w:line="384" w:lineRule="auto" w:after="120"/>
+        <w:jc w:val="both"/>
+      </w:pPr>
+      <w:r>
+        <w:rPr>
+          <w:rFonts w:ascii="Times New Roman" w:hAnsi="Times New Roman" w:eastAsia="Batang"/>
+          <w:sz w:val="22"/>
+        </w:rPr>
+        <w:t xml:space="preserve">The daily job's real cost is the driver time in Chapter III below. A structural problem in the dump, a truncated transfer, a value that contradicts its own DDL, an unqualified </w:t>
+      </w:r>
+      <w:r>
+        <w:rPr>
+          <w:rFonts w:ascii="Consolas" w:hAnsi="Consolas" w:eastAsia="Consolas"/>
+          <w:sz w:val="18"/>
+        </w:rPr>
+        <w:t>pg_dump</w:t>
+      </w:r>
+      <w:r>
+        <w:rPr>
+          <w:rFonts w:ascii="Times New Roman" w:hAnsi="Times New Roman" w:eastAsia="Batang"/>
+          <w:sz w:val="22"/>
+        </w:rPr>
+        <w:t xml:space="preserve"> major, is otherwise discovered only after most or all of that time has been spent. Run it as a small, cheap job task ahead of the real load, or as a first step in the same job before the cluster does the expensive part:</w:t>
+      </w:r>
+    </w:p>
+    <w:p>
+      <w:pPr>
+        <w:spacing w:line="240" w:lineRule="auto" w:before="120" w:after="120"/>
+        <w:ind w:left="454"/>
+      </w:pPr>
+      <w:r>
+        <w:rPr>
+          <w:rFonts w:ascii="Consolas" w:hAnsi="Consolas" w:eastAsia="Consolas"/>
+          <w:sz w:val="18"/>
+        </w:rPr>
+        <w:t>import pgdelta</w:t>
+        <w:br/>
+        <w:br/>
+        <w:t>validation = pgdelta.validate_dump("/Volumes/main/landing/pg/day.sql", expect_pg_major=17)</w:t>
+        <w:br/>
+        <w:t>print(f"{validation.total_rows:,} rows across {len(validation.tables)} tables would load")</w:t>
+      </w:r>
+    </w:p>
+    <w:p>
+      <w:pPr>
+        <w:spacing w:line="384" w:lineRule="auto" w:after="120"/>
+        <w:jc w:val="both"/>
+      </w:pPr>
+      <w:r>
+        <w:rPr>
+          <w:rFonts w:ascii="Times New Roman" w:hAnsi="Times New Roman" w:eastAsia="Batang"/>
+          <w:sz w:val="22"/>
+        </w:rPr>
+        <w:t xml:space="preserve">It cannot catch schema drift against the Delta tables already at </w:t>
+      </w:r>
+      <w:r>
+        <w:rPr>
+          <w:rFonts w:ascii="Consolas" w:hAnsi="Consolas" w:eastAsia="Consolas"/>
+          <w:sz w:val="18"/>
+        </w:rPr>
+        <w:t>output_uri</w:t>
+      </w:r>
+      <w:r>
+        <w:rPr>
+          <w:rFonts w:ascii="Times New Roman" w:hAnsi="Times New Roman" w:eastAsia="Batang"/>
+          <w:sz w:val="22"/>
+        </w:rPr>
+        <w:t xml:space="preserve">, since there is no target here to compare against, nor can it know whether that target is reachable, since none is opened. Both still need the real load to learn. See </w:t>
+      </w:r>
+      <w:r>
+        <w:rPr>
+          <w:rFonts w:ascii="Consolas" w:hAnsi="Consolas" w:eastAsia="Consolas"/>
+          <w:sz w:val="18"/>
+        </w:rPr>
+        <w:t>api.md</w:t>
+      </w:r>
+      <w:r>
+        <w:rPr>
+          <w:rFonts w:ascii="Times New Roman" w:hAnsi="Times New Roman" w:eastAsia="Batang"/>
+          <w:sz w:val="22"/>
+        </w:rPr>
+        <w:t>, Chapter II, Section 7.</w:t>
+      </w:r>
+    </w:p>
     <w:p/>
     <w:p>
       <w:pPr>
@@ -2694,6 +2882,62 @@
           <w:sz w:val="22"/>
         </w:rPr>
         <w:t>: one decode thread already outpaces it three to one, so the decode pool exists to remove a single-core ceiling and to absorb a future format change, not because decoding is scarce. With plain input, which is what the current feed delivers, the decompression stage disappears entirely and Parquet encoding becomes the constraint, which is exactly the stage the worker pool parallelises.</w:t>
+      </w:r>
+    </w:p>
+    <w:p>
+      <w:pPr>
+        <w:spacing w:line="384" w:lineRule="auto" w:after="120"/>
+        <w:jc w:val="both"/>
+      </w:pPr>
+      <w:r>
+        <w:rPr>
+          <w:rFonts w:ascii="Times New Roman" w:hAnsi="Times New Roman" w:eastAsia="Batang"/>
+          <w:sz w:val="22"/>
+        </w:rPr>
+        <w:t xml:space="preserve">zstd (behind the </w:t>
+      </w:r>
+      <w:r>
+        <w:rPr>
+          <w:rFonts w:ascii="Consolas" w:hAnsi="Consolas" w:eastAsia="Consolas"/>
+          <w:sz w:val="18"/>
+        </w:rPr>
+        <w:t>zstd</w:t>
+      </w:r>
+      <w:r>
+        <w:rPr>
+          <w:rFonts w:ascii="Times New Roman" w:hAnsi="Times New Roman" w:eastAsia="Batang"/>
+          <w:sz w:val="22"/>
+        </w:rPr>
+        <w:t xml:space="preserve"> feature; see Chapter II, Section 1) is a candidate for a faster serial floor if the feed is ever compressed. </w:t>
+      </w:r>
+      <w:r>
+        <w:rPr>
+          <w:rFonts w:ascii="Times New Roman" w:hAnsi="Times New Roman" w:eastAsia="Batang"/>
+          <w:b/>
+          <w:sz w:val="22"/>
+        </w:rPr>
+        <w:t>Measure before asking the sender to switch</w:t>
+      </w:r>
+      <w:r>
+        <w:rPr>
+          <w:rFonts w:ascii="Times New Roman" w:hAnsi="Times New Roman" w:eastAsia="Batang"/>
+          <w:sz w:val="22"/>
+        </w:rPr>
+        <w:t xml:space="preserve">, on hardware representative of the actual driver: on one development machine, zstd's default level decoded only around 20% faster than gzip's default backend, not the large multiple sometimes assumed, and compressed marginally worse at that level. </w:t>
+      </w:r>
+      <w:r>
+        <w:rPr>
+          <w:rFonts w:ascii="Consolas" w:hAnsi="Consolas" w:eastAsia="Consolas"/>
+          <w:sz w:val="18"/>
+        </w:rPr>
+        <w:t>cargo run --release --features zstd --example throughput</w:t>
+      </w:r>
+      <w:r>
+        <w:rPr>
+          <w:rFonts w:ascii="Times New Roman" w:hAnsi="Times New Roman" w:eastAsia="Batang"/>
+          <w:sz w:val="22"/>
+        </w:rPr>
+        <w:t xml:space="preserve"> measures both side by side. A number from a laptop is not evidence about the driver; re-measure there before it informs a change to the feed.</w:t>
       </w:r>
     </w:p>
     <w:p>
@@ -6059,6 +6303,13 @@
         <w:t>OUTPUT = "/Volumes/main/raw/pg/"</w:t>
         <w:br/>
         <w:br/>
+        <w:t># Optional, and cheap: catches a truncated transfer or a structural problem in seconds,</w:t>
+        <w:br/>
+        <w:t># before the cluster spends real time on it. See Chapter II, Section 5.</w:t>
+        <w:br/>
+        <w:t>pgdelta.validate_dump(DUMP, expect_pg_major=17)</w:t>
+        <w:br/>
+        <w:br/>
         <w:t>report = pgdelta.stream_dump_to_delta(</w:t>
         <w:br/>
         <w:t xml:space="preserve">    DUMP,</w:t>
@@ -6664,7 +6915,21 @@
                 <w:rFonts w:ascii="Times New Roman" w:hAnsi="Times New Roman" w:eastAsia="Batang"/>
                 <w:sz w:val="22"/>
               </w:rPr>
-              <w:t>zstd input is rejected rather than decoded</w:t>
+              <w:t xml:space="preserve">zstd input needs the optional </w:t>
+            </w:r>
+            <w:r>
+              <w:rPr>
+                <w:rFonts w:ascii="Consolas" w:hAnsi="Consolas" w:eastAsia="Consolas"/>
+                <w:sz w:val="18"/>
+              </w:rPr>
+              <w:t>zstd</w:t>
+            </w:r>
+            <w:r>
+              <w:rPr>
+                <w:rFonts w:ascii="Times New Roman" w:hAnsi="Times New Roman" w:eastAsia="Batang"/>
+                <w:sz w:val="22"/>
+              </w:rPr>
+              <w:t xml:space="preserve"> feature to decode</w:t>
             </w:r>
           </w:p>
         </w:tc>
@@ -6678,7 +6943,7 @@
                 <w:rFonts w:ascii="Times New Roman" w:hAnsi="Times New Roman" w:eastAsia="Batang"/>
                 <w:sz w:val="22"/>
               </w:rPr>
-              <w:t>A format change by the sender fails the load</w:t>
+              <w:t>Without it, a zstd dump is recognised and fails precisely rather than being misread</w:t>
             </w:r>
           </w:p>
         </w:tc>
@@ -6692,7 +6957,21 @@
                 <w:rFonts w:ascii="Times New Roman" w:hAnsi="Times New Roman" w:eastAsia="Batang"/>
                 <w:sz w:val="22"/>
               </w:rPr>
-              <w:t>Add the crate and a match arm before agreeing to any such change</w:t>
+              <w:t xml:space="preserve">Build with </w:t>
+            </w:r>
+            <w:r>
+              <w:rPr>
+                <w:rFonts w:ascii="Consolas" w:hAnsi="Consolas" w:eastAsia="Consolas"/>
+                <w:sz w:val="18"/>
+              </w:rPr>
+              <w:t>--features zstd</w:t>
+            </w:r>
+            <w:r>
+              <w:rPr>
+                <w:rFonts w:ascii="Times New Roman" w:hAnsi="Times New Roman" w:eastAsia="Batang"/>
+                <w:sz w:val="22"/>
+              </w:rPr>
+              <w:t>; measure first, see Chapter III, Section 4</w:t>
             </w:r>
           </w:p>
         </w:tc>
